--- a/irb/translation_certificate/16-352-statement-of-translator-qualification-confirmation-of-translation-form.docx
+++ b/irb/translation_certificate/16-352-statement-of-translator-qualification-confirmation-of-translation-form.docx
@@ -122,33 +122,19 @@
         <w:rPr>
           <w:i/>
         </w:rPr>
-        <w:t xml:space="preserve"> ______</w:t>
+        <w:t xml:space="preserve"> </w:t>
+      </w:r>
+      <w:r>
+        <w:rPr>
+          <w:i/>
+        </w:rPr>
+        <w:t>Portuguese.</w:t>
       </w:r>
       <w:r>
         <w:rPr>
           <w:i/>
         </w:rPr>
         <w:t xml:space="preserve"> </w:t>
-      </w:r>
-      <w:r>
-        <w:rPr>
-          <w:i/>
-        </w:rPr>
-        <w:t>(</w:t>
-      </w:r>
-      <w:r>
-        <w:rPr>
-          <w:b/>
-          <w:i/>
-          <w:color w:val="0070C0"/>
-        </w:rPr>
-        <w:t>Specify Language</w:t>
-      </w:r>
-      <w:r>
-        <w:rPr>
-          <w:i/>
-        </w:rPr>
-        <w:t xml:space="preserve">). </w:t>
       </w:r>
     </w:p>
     <w:p>
@@ -260,7 +246,6 @@
               <w14:uncheckedState w14:val="2610" w14:font="MS Gothic"/>
             </w14:checkbox>
           </w:sdtPr>
-          <w:sdtEndPr/>
           <w:sdtContent>
             <w:tc>
               <w:tcPr>
@@ -378,12 +363,11 @@
           <w:sdtPr>
             <w:id w:val="2096668825"/>
             <w14:checkbox>
-              <w14:checked w14:val="0"/>
+              <w14:checked w14:val="1"/>
               <w14:checkedState w14:val="2612" w14:font="MS Gothic"/>
               <w14:uncheckedState w14:val="2610" w14:font="MS Gothic"/>
             </w14:checkbox>
           </w:sdtPr>
-          <w:sdtEndPr/>
           <w:sdtContent>
             <w:tc>
               <w:tcPr>
@@ -399,7 +383,7 @@
                   <w:rPr>
                     <w:rFonts w:ascii="MS Gothic" w:eastAsia="MS Gothic" w:hAnsi="MS Gothic" w:hint="eastAsia"/>
                   </w:rPr>
-                  <w:t>☐</w:t>
+                  <w:t>☒</w:t>
                 </w:r>
               </w:p>
             </w:tc>
@@ -427,7 +411,6 @@
             <w:r>
               <w:t xml:space="preserve"> </w:t>
             </w:r>
-            <w:proofErr w:type="gramStart"/>
             <w:r>
               <w:rPr>
                 <w:b/>
@@ -443,27 +426,23 @@
               <w:t xml:space="preserve"> </w:t>
             </w:r>
             <w:r>
-              <w:t>]</w:t>
-            </w:r>
-            <w:proofErr w:type="gramEnd"/>
+              <w:t xml:space="preserve">] </w:t>
+            </w:r>
+            <w:r>
+              <w:t>number of years of education and training in this foreign language, or I have other eviden</w:t>
+            </w:r>
+            <w:r>
+              <w:t>ce of dual language fluency</w:t>
+            </w:r>
+            <w:r>
+              <w:t>)</w:t>
+            </w:r>
+            <w:r>
+              <w:t>.</w:t>
+            </w:r>
             <w:r>
               <w:t xml:space="preserve"> </w:t>
             </w:r>
-            <w:r>
-              <w:t>number of years of education and training in this foreign language, or I have other eviden</w:t>
-            </w:r>
-            <w:r>
-              <w:t>ce of dual language fluency</w:t>
-            </w:r>
-            <w:r>
-              <w:t>)</w:t>
-            </w:r>
-            <w:r>
-              <w:t>.</w:t>
-            </w:r>
-            <w:r>
-              <w:t xml:space="preserve"> </w:t>
-            </w:r>
           </w:p>
           <w:p>
             <w:pPr>
@@ -500,28 +479,63 @@
           <w:p>
             <w:pPr>
               <w:contextualSpacing/>
-            </w:pPr>
-            <w:r>
-              <w:t>[</w:t>
-            </w:r>
-            <w:r>
-              <w:rPr>
-                <w:b/>
-                <w:i/>
-                <w:color w:val="0070C0"/>
-              </w:rPr>
-              <w:t xml:space="preserve">Add </w:t>
-            </w:r>
-            <w:r>
-              <w:rPr>
-                <w:b/>
-                <w:i/>
-                <w:color w:val="0070C0"/>
-              </w:rPr>
-              <w:t>Information If Applicable</w:t>
-            </w:r>
-            <w:r>
-              <w:t>]</w:t>
+              <w:rPr>
+                <w:iCs/>
+                <w:color w:val="000000" w:themeColor="text1"/>
+              </w:rPr>
+            </w:pPr>
+            <w:r>
+              <w:rPr>
+                <w:iCs/>
+                <w:color w:val="000000" w:themeColor="text1"/>
+              </w:rPr>
+              <w:t xml:space="preserve">I am currently employed as an Assistant Professor in the Department of Spanish and Portuguese at Rutgers University. </w:t>
+            </w:r>
+            <w:r>
+              <w:rPr>
+                <w:iCs/>
+                <w:color w:val="000000" w:themeColor="text1"/>
+              </w:rPr>
+              <w:t>I have studied Portuguese since 2010, and have conducted research on the language since 2017. I conducted fieldwork in Brazil in 2019, and have undertaken various online projects related to the language. Finally, I have research on Portuguese that has been published in the Journal of Portuguese Linguistics and Languages.</w:t>
+            </w:r>
+          </w:p>
+          <w:p>
+            <w:pPr>
+              <w:contextualSpacing/>
+              <w:rPr>
+                <w:iCs/>
+                <w:color w:val="000000" w:themeColor="text1"/>
+              </w:rPr>
+            </w:pPr>
+          </w:p>
+          <w:p>
+            <w:pPr>
+              <w:contextualSpacing/>
+              <w:rPr>
+                <w:rFonts w:cstheme="minorHAnsi"/>
+                <w:color w:val="000000" w:themeColor="text1"/>
+              </w:rPr>
+            </w:pPr>
+            <w:r>
+              <w:rPr>
+                <w:iCs/>
+                <w:color w:val="000000" w:themeColor="text1"/>
+              </w:rPr>
+              <w:t>M</w:t>
+            </w:r>
+            <w:r>
+              <w:rPr>
+                <w:iCs/>
+                <w:color w:val="000000" w:themeColor="text1"/>
+              </w:rPr>
+              <w:t xml:space="preserve">y co-author for this project, </w:t>
+            </w:r>
+            <w:r>
+              <w:rPr>
+                <w:iCs/>
+                <w:color w:val="000000" w:themeColor="text1"/>
+              </w:rPr>
+              <w:t xml:space="preserve">Robert Esposito, has an MA in Translation and Interpreting from Rutgers University, and oversaw the translation process. </w:t>
             </w:r>
           </w:p>
           <w:p>
@@ -532,48 +546,6 @@
         </w:tc>
       </w:tr>
     </w:tbl>
-    <w:p>
-      <w:pPr>
-        <w:spacing w:after="0" w:line="240" w:lineRule="auto"/>
-        <w:contextualSpacing/>
-      </w:pPr>
-    </w:p>
-    <w:p>
-      <w:pPr>
-        <w:spacing w:after="0" w:line="240" w:lineRule="auto"/>
-        <w:contextualSpacing/>
-      </w:pPr>
-    </w:p>
-    <w:p>
-      <w:pPr>
-        <w:spacing w:after="0" w:line="240" w:lineRule="auto"/>
-        <w:contextualSpacing/>
-      </w:pPr>
-    </w:p>
-    <w:p>
-      <w:pPr>
-        <w:spacing w:after="0" w:line="240" w:lineRule="auto"/>
-        <w:contextualSpacing/>
-      </w:pPr>
-    </w:p>
-    <w:p>
-      <w:pPr>
-        <w:spacing w:after="0" w:line="240" w:lineRule="auto"/>
-        <w:contextualSpacing/>
-      </w:pPr>
-      <w:r>
-        <w:t xml:space="preserve"> </w:t>
-      </w:r>
-      <w:r>
-        <w:tab/>
-      </w:r>
-    </w:p>
-    <w:p>
-      <w:pPr>
-        <w:spacing w:after="0" w:line="240" w:lineRule="auto"/>
-        <w:contextualSpacing/>
-      </w:pPr>
-    </w:p>
     <w:p>
       <w:pPr>
         <w:spacing w:after="0" w:line="240" w:lineRule="auto"/>
@@ -640,7 +612,7 @@
                 <w:i/>
                 <w:color w:val="0070C0"/>
               </w:rPr>
-              <w:t>[Translator/Interpreter Name]</w:t>
+              <w:t>Kendra V. Dickinson</w:t>
             </w:r>
           </w:p>
         </w:tc>
@@ -667,9 +639,59 @@
             <w:r>
               <w:rPr>
                 <w:i/>
+                <w:noProof/>
                 <w:color w:val="0070C0"/>
               </w:rPr>
-              <w:t>[Translator/Interpreter Signature]</w:t>
+              <w:drawing>
+                <wp:inline distT="0" distB="0" distL="0" distR="0" wp14:anchorId="56A8FA93" wp14:editId="1E96F242">
+                  <wp:extent cx="1636395" cy="402336"/>
+                  <wp:effectExtent l="0" t="0" r="1905" b="4445"/>
+                  <wp:docPr id="1224525718" name="Picture 1"/>
+                  <wp:cNvGraphicFramePr>
+                    <a:graphicFrameLocks xmlns:a="http://schemas.openxmlformats.org/drawingml/2006/main" noChangeAspect="1"/>
+                  </wp:cNvGraphicFramePr>
+                  <a:graphic xmlns:a="http://schemas.openxmlformats.org/drawingml/2006/main">
+                    <a:graphicData uri="http://schemas.openxmlformats.org/drawingml/2006/picture">
+                      <pic:pic xmlns:pic="http://schemas.openxmlformats.org/drawingml/2006/picture">
+                        <pic:nvPicPr>
+                          <pic:cNvPr id="1224525718" name="Picture 1224525718"/>
+                          <pic:cNvPicPr/>
+                        </pic:nvPicPr>
+                        <pic:blipFill rotWithShape="1">
+                          <a:blip r:embed="rId9" cstate="print">
+                            <a:extLst>
+                              <a:ext uri="{28A0092B-C50C-407E-A947-70E740481C1C}">
+                                <a14:useLocalDpi xmlns:a14="http://schemas.microsoft.com/office/drawing/2010/main" val="0"/>
+                              </a:ext>
+                            </a:extLst>
+                          </a:blip>
+                          <a:srcRect t="6316" r="45157" b="38092"/>
+                          <a:stretch>
+                            <a:fillRect/>
+                          </a:stretch>
+                        </pic:blipFill>
+                        <pic:spPr bwMode="auto">
+                          <a:xfrm>
+                            <a:off x="0" y="0"/>
+                            <a:ext cx="1636776" cy="402430"/>
+                          </a:xfrm>
+                          <a:prstGeom prst="rect">
+                            <a:avLst/>
+                          </a:prstGeom>
+                          <a:ln>
+                            <a:noFill/>
+                          </a:ln>
+                          <a:extLst>
+                            <a:ext uri="{53640926-AAD7-44D8-BBD7-CCE9431645EC}">
+                              <a14:shadowObscured xmlns:a14="http://schemas.microsoft.com/office/drawing/2010/main"/>
+                            </a:ext>
+                          </a:extLst>
+                        </pic:spPr>
+                      </pic:pic>
+                    </a:graphicData>
+                  </a:graphic>
+                </wp:inline>
+              </w:drawing>
             </w:r>
           </w:p>
         </w:tc>
@@ -776,7 +798,7 @@
                 <w:i/>
                 <w:color w:val="0070C0"/>
               </w:rPr>
-              <w:t>[Date Signed]</w:t>
+              <w:t>06/25/2026</w:t>
             </w:r>
           </w:p>
         </w:tc>
@@ -825,15 +847,9 @@
         <w:contextualSpacing/>
       </w:pPr>
     </w:p>
-    <w:p>
-      <w:pPr>
-        <w:spacing w:after="0" w:line="240" w:lineRule="auto"/>
-        <w:contextualSpacing/>
-      </w:pPr>
-    </w:p>
     <w:sectPr>
-      <w:headerReference w:type="default" r:id="rId9"/>
-      <w:footerReference w:type="default" r:id="rId10"/>
+      <w:headerReference w:type="default" r:id="rId10"/>
+      <w:footerReference w:type="default" r:id="rId11"/>
       <w:pgSz w:w="12240" w:h="15840"/>
       <w:pgMar w:top="1440" w:right="1440" w:bottom="1440" w:left="1440" w:header="720" w:footer="0" w:gutter="0"/>
       <w:cols w:space="720"/>
@@ -1870,14 +1886,12 @@
 </file>
 
 <file path=customXml/item1.xml><?xml version="1.0" encoding="utf-8"?>
-<p:properties xmlns:p="http://schemas.microsoft.com/office/2006/metadata/properties" xmlns:xsi="http://www.w3.org/2001/XMLSchema-instance" xmlns:pc="http://schemas.microsoft.com/office/infopath/2007/PartnerControls">
-  <documentManagement>
-    <lcf76f155ced4ddcb4097134ff3c332f xmlns="afeff1bc-7231-42f2-98f2-4e9b64149586">
-      <Terms xmlns="http://schemas.microsoft.com/office/infopath/2007/PartnerControls"/>
-    </lcf76f155ced4ddcb4097134ff3c332f>
-    <TaxCatchAll xmlns="5790a948-e87b-4812-986d-2a8c0dcc3268" xsi:nil="true"/>
-  </documentManagement>
-</p:properties>
+<?mso-contentType ?>
+<FormTemplates xmlns="http://schemas.microsoft.com/sharepoint/v3/contenttype/forms">
+  <Display>DocumentLibraryForm</Display>
+  <Edit>DocumentLibraryForm</Edit>
+  <New>DocumentLibraryForm</New>
+</FormTemplates>
 </file>
 
 <file path=customXml/item2.xml><?xml version="1.0" encoding="utf-8"?>
@@ -2136,21 +2150,20 @@
 </file>
 
 <file path=customXml/item3.xml><?xml version="1.0" encoding="utf-8"?>
-<?mso-contentType ?>
-<FormTemplates xmlns="http://schemas.microsoft.com/sharepoint/v3/contenttype/forms">
-  <Display>DocumentLibraryForm</Display>
-  <Edit>DocumentLibraryForm</Edit>
-  <New>DocumentLibraryForm</New>
-</FormTemplates>
+<p:properties xmlns:p="http://schemas.microsoft.com/office/2006/metadata/properties" xmlns:xsi="http://www.w3.org/2001/XMLSchema-instance" xmlns:pc="http://schemas.microsoft.com/office/infopath/2007/PartnerControls">
+  <documentManagement>
+    <lcf76f155ced4ddcb4097134ff3c332f xmlns="afeff1bc-7231-42f2-98f2-4e9b64149586">
+      <Terms xmlns="http://schemas.microsoft.com/office/infopath/2007/PartnerControls"/>
+    </lcf76f155ced4ddcb4097134ff3c332f>
+    <TaxCatchAll xmlns="5790a948-e87b-4812-986d-2a8c0dcc3268" xsi:nil="true"/>
+  </documentManagement>
+</p:properties>
 </file>
 
 <file path=customXml/itemProps1.xml><?xml version="1.0" encoding="utf-8"?>
-<ds:datastoreItem xmlns:ds="http://schemas.openxmlformats.org/officeDocument/2006/customXml" ds:itemID="{E62D59CD-A265-4B5D-BD6F-871817757395}">
+<ds:datastoreItem xmlns:ds="http://schemas.openxmlformats.org/officeDocument/2006/customXml" ds:itemID="{4F1517F7-D989-4536-AD42-B68427C641C3}">
   <ds:schemaRefs>
-    <ds:schemaRef ds:uri="http://schemas.microsoft.com/office/2006/metadata/properties"/>
-    <ds:schemaRef ds:uri="http://schemas.microsoft.com/office/infopath/2007/PartnerControls"/>
-    <ds:schemaRef ds:uri="afeff1bc-7231-42f2-98f2-4e9b64149586"/>
-    <ds:schemaRef ds:uri="5790a948-e87b-4812-986d-2a8c0dcc3268"/>
+    <ds:schemaRef ds:uri="http://schemas.microsoft.com/sharepoint/v3/contenttype/forms"/>
   </ds:schemaRefs>
 </ds:datastoreItem>
 </file>
@@ -2175,9 +2188,12 @@
 </file>
 
 <file path=customXml/itemProps3.xml><?xml version="1.0" encoding="utf-8"?>
-<ds:datastoreItem xmlns:ds="http://schemas.openxmlformats.org/officeDocument/2006/customXml" ds:itemID="{4F1517F7-D989-4536-AD42-B68427C641C3}">
+<ds:datastoreItem xmlns:ds="http://schemas.openxmlformats.org/officeDocument/2006/customXml" ds:itemID="{E62D59CD-A265-4B5D-BD6F-871817757395}">
   <ds:schemaRefs>
-    <ds:schemaRef ds:uri="http://schemas.microsoft.com/sharepoint/v3/contenttype/forms"/>
+    <ds:schemaRef ds:uri="http://schemas.microsoft.com/office/2006/metadata/properties"/>
+    <ds:schemaRef ds:uri="http://schemas.microsoft.com/office/infopath/2007/PartnerControls"/>
+    <ds:schemaRef ds:uri="afeff1bc-7231-42f2-98f2-4e9b64149586"/>
+    <ds:schemaRef ds:uri="5790a948-e87b-4812-986d-2a8c0dcc3268"/>
   </ds:schemaRefs>
 </ds:datastoreItem>
 </file>